--- a/worksheets/SA_L3_SpeedLab_Worksheet.docx
+++ b/worksheets/SA_L3_SpeedLab_Worksheet.docx
@@ -43,7 +43,7 @@
                 <w:sz w:val="20"/>
                 <w:szCs w:val="20"/>
               </w:rPr>
-              <w:t xml:space="preserve">OCR J277 2.3 Producing robust programs  |  Lesson 3</w:t>
+              <w:t xml:space="preserve">OCR J277 1.1 Systems architecture  |  Lesson 3</w:t>
             </w:r>
           </w:p>
           <w:p>

--- a/worksheets/SA_L3_SpeedLab_Worksheet.docx
+++ b/worksheets/SA_L3_SpeedLab_Worksheet.docx
@@ -522,7 +522,7 @@
                 <w:sz w:val="21"/>
                 <w:szCs w:val="21"/>
               </w:rPr>
-              <w:t xml:space="preserve">What factors affect the speed of a computer? Solve the anagrams: cockle sped, a chics zee, en cumbers roof. Put 20 MHz, 2 GHz and 200 kHz in order, slowest first.</w:t>
+              <w:t xml:space="preserve">Two laptops both have 8 GB of RAM, but one feels much faster. Suggest three things about their processors that could explain the difference.</w:t>
             </w:r>
           </w:p>
           <w:tbl>
@@ -1305,6 +1305,218 @@
               </w:tc>
             </w:tr>
           </w:tbl>
+          <w:p>
+            <w:pPr>
+              <w:keepNext/>
+              <w:spacing w:after="60" w:before="120"/>
+            </w:pPr>
+            <w:r>
+              <w:rPr>
+                <w:rFonts w:ascii="Arial" w:cs="Arial" w:eastAsia="Arial" w:hAnsi="Arial"/>
+                <w:b/>
+                <w:bCs/>
+                <w:sz w:val="21"/>
+                <w:szCs w:val="21"/>
+              </w:rPr>
+              <w:t xml:space="preserve">What does clock speed measure?</w:t>
+            </w:r>
+          </w:p>
+          <w:tbl>
+            <w:tblPr>
+              <w:tblW w:type="dxa" w:w="10026"/>
+              <w:tblBorders>
+                <w:top w:val="single" w:color="auto" w:sz="4"/>
+                <w:left w:val="single" w:color="auto" w:sz="4"/>
+                <w:bottom w:val="single" w:color="auto" w:sz="4"/>
+                <w:right w:val="single" w:color="auto" w:sz="4"/>
+                <w:insideH w:val="single" w:color="auto" w:sz="4"/>
+                <w:insideV w:val="single" w:color="auto" w:sz="4"/>
+              </w:tblBorders>
+            </w:tblPr>
+            <w:tblGrid>
+              <w:gridCol w:w="10026"/>
+            </w:tblGrid>
+            <w:tr>
+              <w:trPr>
+                <w:cantSplit/>
+                <w:trHeight w:val="460" w:hRule="exact"/>
+              </w:trPr>
+              <w:tc>
+                <w:tcPr>
+                  <w:tcW w:type="dxa" w:w="10026"/>
+                  <w:tcBorders>
+                    <w:top w:val="none" w:color="FFFFFF" w:sz="0"/>
+                    <w:left w:val="none" w:color="FFFFFF" w:sz="0"/>
+                    <w:bottom w:val="dotted" w:color="9AA8BC" w:sz="6"/>
+                    <w:right w:val="none" w:color="FFFFFF" w:sz="0"/>
+                  </w:tcBorders>
+                  <w:tcMar>
+                    <w:left w:type="dxa" w:w="0"/>
+                    <w:bottom w:type="dxa" w:w="20"/>
+                    <w:right w:type="dxa" w:w="0"/>
+                  </w:tcMar>
+                  <w:vAlign w:val="bottom"/>
+                </w:tcPr>
+                <w:p>
+                  <w:pPr>
+                    <w:spacing w:after="0" w:before="0"/>
+                  </w:pPr>
+                  <w:r>
+                    <w:rPr>
+                      <w:rFonts w:ascii="Arial" w:cs="Arial" w:eastAsia="Arial" w:hAnsi="Arial"/>
+                      <w:color w:val="5A6B85"/>
+                      <w:sz w:val="21"/>
+                      <w:szCs w:val="21"/>
+                    </w:rPr>
+                    <w:t xml:space="preserve"/>
+                  </w:r>
+                </w:p>
+              </w:tc>
+            </w:tr>
+            <w:tr>
+              <w:trPr>
+                <w:cantSplit/>
+                <w:trHeight w:val="460" w:hRule="exact"/>
+              </w:trPr>
+              <w:tc>
+                <w:tcPr>
+                  <w:tcW w:type="dxa" w:w="10026"/>
+                  <w:tcBorders>
+                    <w:top w:val="none" w:color="FFFFFF" w:sz="0"/>
+                    <w:left w:val="none" w:color="FFFFFF" w:sz="0"/>
+                    <w:bottom w:val="dotted" w:color="9AA8BC" w:sz="6"/>
+                    <w:right w:val="none" w:color="FFFFFF" w:sz="0"/>
+                  </w:tcBorders>
+                  <w:tcMar>
+                    <w:left w:type="dxa" w:w="0"/>
+                    <w:bottom w:type="dxa" w:w="20"/>
+                    <w:right w:type="dxa" w:w="0"/>
+                  </w:tcMar>
+                  <w:vAlign w:val="bottom"/>
+                </w:tcPr>
+                <w:p>
+                  <w:pPr>
+                    <w:spacing w:after="0" w:before="0"/>
+                  </w:pPr>
+                  <w:r>
+                    <w:rPr>
+                      <w:rFonts w:ascii="Arial" w:cs="Arial" w:eastAsia="Arial" w:hAnsi="Arial"/>
+                      <w:color w:val="5A6B85"/>
+                      <w:sz w:val="21"/>
+                      <w:szCs w:val="21"/>
+                    </w:rPr>
+                    <w:t xml:space="preserve"/>
+                  </w:r>
+                </w:p>
+              </w:tc>
+            </w:tr>
+          </w:tbl>
+          <w:p>
+            <w:pPr>
+              <w:keepNext/>
+              <w:spacing w:after="60" w:before="120"/>
+            </w:pPr>
+            <w:r>
+              <w:rPr>
+                <w:rFonts w:ascii="Arial" w:cs="Arial" w:eastAsia="Arial" w:hAnsi="Arial"/>
+                <w:b/>
+                <w:bCs/>
+                <w:sz w:val="21"/>
+                <w:szCs w:val="21"/>
+              </w:rPr>
+              <w:t xml:space="preserve">How many cycles per second does a 2 GHz processor run?</w:t>
+            </w:r>
+          </w:p>
+          <w:tbl>
+            <w:tblPr>
+              <w:tblW w:type="dxa" w:w="10026"/>
+              <w:tblBorders>
+                <w:top w:val="single" w:color="auto" w:sz="4"/>
+                <w:left w:val="single" w:color="auto" w:sz="4"/>
+                <w:bottom w:val="single" w:color="auto" w:sz="4"/>
+                <w:right w:val="single" w:color="auto" w:sz="4"/>
+                <w:insideH w:val="single" w:color="auto" w:sz="4"/>
+                <w:insideV w:val="single" w:color="auto" w:sz="4"/>
+              </w:tblBorders>
+            </w:tblPr>
+            <w:tblGrid>
+              <w:gridCol w:w="10026"/>
+            </w:tblGrid>
+            <w:tr>
+              <w:trPr>
+                <w:cantSplit/>
+                <w:trHeight w:val="460" w:hRule="exact"/>
+              </w:trPr>
+              <w:tc>
+                <w:tcPr>
+                  <w:tcW w:type="dxa" w:w="10026"/>
+                  <w:tcBorders>
+                    <w:top w:val="none" w:color="FFFFFF" w:sz="0"/>
+                    <w:left w:val="none" w:color="FFFFFF" w:sz="0"/>
+                    <w:bottom w:val="dotted" w:color="9AA8BC" w:sz="6"/>
+                    <w:right w:val="none" w:color="FFFFFF" w:sz="0"/>
+                  </w:tcBorders>
+                  <w:tcMar>
+                    <w:left w:type="dxa" w:w="0"/>
+                    <w:bottom w:type="dxa" w:w="20"/>
+                    <w:right w:type="dxa" w:w="0"/>
+                  </w:tcMar>
+                  <w:vAlign w:val="bottom"/>
+                </w:tcPr>
+                <w:p>
+                  <w:pPr>
+                    <w:spacing w:after="0" w:before="0"/>
+                  </w:pPr>
+                  <w:r>
+                    <w:rPr>
+                      <w:rFonts w:ascii="Arial" w:cs="Arial" w:eastAsia="Arial" w:hAnsi="Arial"/>
+                      <w:color w:val="5A6B85"/>
+                      <w:sz w:val="21"/>
+                      <w:szCs w:val="21"/>
+                    </w:rPr>
+                    <w:t xml:space="preserve"/>
+                  </w:r>
+                </w:p>
+              </w:tc>
+            </w:tr>
+            <w:tr>
+              <w:trPr>
+                <w:cantSplit/>
+                <w:trHeight w:val="460" w:hRule="exact"/>
+              </w:trPr>
+              <w:tc>
+                <w:tcPr>
+                  <w:tcW w:type="dxa" w:w="10026"/>
+                  <w:tcBorders>
+                    <w:top w:val="none" w:color="FFFFFF" w:sz="0"/>
+                    <w:left w:val="none" w:color="FFFFFF" w:sz="0"/>
+                    <w:bottom w:val="dotted" w:color="9AA8BC" w:sz="6"/>
+                    <w:right w:val="none" w:color="FFFFFF" w:sz="0"/>
+                  </w:tcBorders>
+                  <w:tcMar>
+                    <w:left w:type="dxa" w:w="0"/>
+                    <w:bottom w:type="dxa" w:w="20"/>
+                    <w:right w:type="dxa" w:w="0"/>
+                  </w:tcMar>
+                  <w:vAlign w:val="bottom"/>
+                </w:tcPr>
+                <w:p>
+                  <w:pPr>
+                    <w:spacing w:after="0" w:before="0"/>
+                  </w:pPr>
+                  <w:r>
+                    <w:rPr>
+                      <w:rFonts w:ascii="Arial" w:cs="Arial" w:eastAsia="Arial" w:hAnsi="Arial"/>
+                      <w:color w:val="5A6B85"/>
+                      <w:sz w:val="21"/>
+                      <w:szCs w:val="21"/>
+                    </w:rPr>
+                    <w:t xml:space="preserve"/>
+                  </w:r>
+                </w:p>
+              </w:tc>
+            </w:tr>
+          </w:tbl>
           <w:p/>
         </w:tc>
       </w:tr>
@@ -1496,6 +1708,218 @@
                 <w:szCs w:val="21"/>
               </w:rPr>
               <w:t xml:space="preserve">Why do faster CPUs need better cooling?</w:t>
+            </w:r>
+          </w:p>
+          <w:tbl>
+            <w:tblPr>
+              <w:tblW w:type="dxa" w:w="10026"/>
+              <w:tblBorders>
+                <w:top w:val="single" w:color="auto" w:sz="4"/>
+                <w:left w:val="single" w:color="auto" w:sz="4"/>
+                <w:bottom w:val="single" w:color="auto" w:sz="4"/>
+                <w:right w:val="single" w:color="auto" w:sz="4"/>
+                <w:insideH w:val="single" w:color="auto" w:sz="4"/>
+                <w:insideV w:val="single" w:color="auto" w:sz="4"/>
+              </w:tblBorders>
+            </w:tblPr>
+            <w:tblGrid>
+              <w:gridCol w:w="10026"/>
+            </w:tblGrid>
+            <w:tr>
+              <w:trPr>
+                <w:cantSplit/>
+                <w:trHeight w:val="460" w:hRule="exact"/>
+              </w:trPr>
+              <w:tc>
+                <w:tcPr>
+                  <w:tcW w:type="dxa" w:w="10026"/>
+                  <w:tcBorders>
+                    <w:top w:val="none" w:color="FFFFFF" w:sz="0"/>
+                    <w:left w:val="none" w:color="FFFFFF" w:sz="0"/>
+                    <w:bottom w:val="dotted" w:color="9AA8BC" w:sz="6"/>
+                    <w:right w:val="none" w:color="FFFFFF" w:sz="0"/>
+                  </w:tcBorders>
+                  <w:tcMar>
+                    <w:left w:type="dxa" w:w="0"/>
+                    <w:bottom w:type="dxa" w:w="20"/>
+                    <w:right w:type="dxa" w:w="0"/>
+                  </w:tcMar>
+                  <w:vAlign w:val="bottom"/>
+                </w:tcPr>
+                <w:p>
+                  <w:pPr>
+                    <w:spacing w:after="0" w:before="0"/>
+                  </w:pPr>
+                  <w:r>
+                    <w:rPr>
+                      <w:rFonts w:ascii="Arial" w:cs="Arial" w:eastAsia="Arial" w:hAnsi="Arial"/>
+                      <w:color w:val="5A6B85"/>
+                      <w:sz w:val="21"/>
+                      <w:szCs w:val="21"/>
+                    </w:rPr>
+                    <w:t xml:space="preserve"/>
+                  </w:r>
+                </w:p>
+              </w:tc>
+            </w:tr>
+            <w:tr>
+              <w:trPr>
+                <w:cantSplit/>
+                <w:trHeight w:val="460" w:hRule="exact"/>
+              </w:trPr>
+              <w:tc>
+                <w:tcPr>
+                  <w:tcW w:type="dxa" w:w="10026"/>
+                  <w:tcBorders>
+                    <w:top w:val="none" w:color="FFFFFF" w:sz="0"/>
+                    <w:left w:val="none" w:color="FFFFFF" w:sz="0"/>
+                    <w:bottom w:val="dotted" w:color="9AA8BC" w:sz="6"/>
+                    <w:right w:val="none" w:color="FFFFFF" w:sz="0"/>
+                  </w:tcBorders>
+                  <w:tcMar>
+                    <w:left w:type="dxa" w:w="0"/>
+                    <w:bottom w:type="dxa" w:w="20"/>
+                    <w:right w:type="dxa" w:w="0"/>
+                  </w:tcMar>
+                  <w:vAlign w:val="bottom"/>
+                </w:tcPr>
+                <w:p>
+                  <w:pPr>
+                    <w:spacing w:after="0" w:before="0"/>
+                  </w:pPr>
+                  <w:r>
+                    <w:rPr>
+                      <w:rFonts w:ascii="Arial" w:cs="Arial" w:eastAsia="Arial" w:hAnsi="Arial"/>
+                      <w:color w:val="5A6B85"/>
+                      <w:sz w:val="21"/>
+                      <w:szCs w:val="21"/>
+                    </w:rPr>
+                    <w:t xml:space="preserve"/>
+                  </w:r>
+                </w:p>
+              </w:tc>
+            </w:tr>
+          </w:tbl>
+          <w:p>
+            <w:pPr>
+              <w:keepNext/>
+              <w:spacing w:after="60" w:before="120"/>
+            </w:pPr>
+            <w:r>
+              <w:rPr>
+                <w:rFonts w:ascii="Arial" w:cs="Arial" w:eastAsia="Arial" w:hAnsi="Arial"/>
+                <w:b/>
+                <w:bCs/>
+                <w:sz w:val="21"/>
+                <w:szCs w:val="21"/>
+              </w:rPr>
+              <w:t xml:space="preserve">What is overclocking?</w:t>
+            </w:r>
+          </w:p>
+          <w:tbl>
+            <w:tblPr>
+              <w:tblW w:type="dxa" w:w="10026"/>
+              <w:tblBorders>
+                <w:top w:val="single" w:color="auto" w:sz="4"/>
+                <w:left w:val="single" w:color="auto" w:sz="4"/>
+                <w:bottom w:val="single" w:color="auto" w:sz="4"/>
+                <w:right w:val="single" w:color="auto" w:sz="4"/>
+                <w:insideH w:val="single" w:color="auto" w:sz="4"/>
+                <w:insideV w:val="single" w:color="auto" w:sz="4"/>
+              </w:tblBorders>
+            </w:tblPr>
+            <w:tblGrid>
+              <w:gridCol w:w="10026"/>
+            </w:tblGrid>
+            <w:tr>
+              <w:trPr>
+                <w:cantSplit/>
+                <w:trHeight w:val="460" w:hRule="exact"/>
+              </w:trPr>
+              <w:tc>
+                <w:tcPr>
+                  <w:tcW w:type="dxa" w:w="10026"/>
+                  <w:tcBorders>
+                    <w:top w:val="none" w:color="FFFFFF" w:sz="0"/>
+                    <w:left w:val="none" w:color="FFFFFF" w:sz="0"/>
+                    <w:bottom w:val="dotted" w:color="9AA8BC" w:sz="6"/>
+                    <w:right w:val="none" w:color="FFFFFF" w:sz="0"/>
+                  </w:tcBorders>
+                  <w:tcMar>
+                    <w:left w:type="dxa" w:w="0"/>
+                    <w:bottom w:type="dxa" w:w="20"/>
+                    <w:right w:type="dxa" w:w="0"/>
+                  </w:tcMar>
+                  <w:vAlign w:val="bottom"/>
+                </w:tcPr>
+                <w:p>
+                  <w:pPr>
+                    <w:spacing w:after="0" w:before="0"/>
+                  </w:pPr>
+                  <w:r>
+                    <w:rPr>
+                      <w:rFonts w:ascii="Arial" w:cs="Arial" w:eastAsia="Arial" w:hAnsi="Arial"/>
+                      <w:color w:val="5A6B85"/>
+                      <w:sz w:val="21"/>
+                      <w:szCs w:val="21"/>
+                    </w:rPr>
+                    <w:t xml:space="preserve"/>
+                  </w:r>
+                </w:p>
+              </w:tc>
+            </w:tr>
+            <w:tr>
+              <w:trPr>
+                <w:cantSplit/>
+                <w:trHeight w:val="460" w:hRule="exact"/>
+              </w:trPr>
+              <w:tc>
+                <w:tcPr>
+                  <w:tcW w:type="dxa" w:w="10026"/>
+                  <w:tcBorders>
+                    <w:top w:val="none" w:color="FFFFFF" w:sz="0"/>
+                    <w:left w:val="none" w:color="FFFFFF" w:sz="0"/>
+                    <w:bottom w:val="dotted" w:color="9AA8BC" w:sz="6"/>
+                    <w:right w:val="none" w:color="FFFFFF" w:sz="0"/>
+                  </w:tcBorders>
+                  <w:tcMar>
+                    <w:left w:type="dxa" w:w="0"/>
+                    <w:bottom w:type="dxa" w:w="20"/>
+                    <w:right w:type="dxa" w:w="0"/>
+                  </w:tcMar>
+                  <w:vAlign w:val="bottom"/>
+                </w:tcPr>
+                <w:p>
+                  <w:pPr>
+                    <w:spacing w:after="0" w:before="0"/>
+                  </w:pPr>
+                  <w:r>
+                    <w:rPr>
+                      <w:rFonts w:ascii="Arial" w:cs="Arial" w:eastAsia="Arial" w:hAnsi="Arial"/>
+                      <w:color w:val="5A6B85"/>
+                      <w:sz w:val="21"/>
+                      <w:szCs w:val="21"/>
+                    </w:rPr>
+                    <w:t xml:space="preserve"/>
+                  </w:r>
+                </w:p>
+              </w:tc>
+            </w:tr>
+          </w:tbl>
+          <w:p>
+            <w:pPr>
+              <w:keepNext/>
+              <w:spacing w:after="60" w:before="120"/>
+            </w:pPr>
+            <w:r>
+              <w:rPr>
+                <w:rFonts w:ascii="Arial" w:cs="Arial" w:eastAsia="Arial" w:hAnsi="Arial"/>
+                <w:b/>
+                <w:bCs/>
+                <w:sz w:val="21"/>
+                <w:szCs w:val="21"/>
+              </w:rPr>
+              <w:t xml:space="preserve">Why can overclocking be risky?</w:t>
             </w:r>
           </w:p>
           <w:tbl>
@@ -1871,6 +2295,218 @@
               </w:tc>
             </w:tr>
           </w:tbl>
+          <w:p>
+            <w:pPr>
+              <w:keepNext/>
+              <w:spacing w:after="60" w:before="120"/>
+            </w:pPr>
+            <w:r>
+              <w:rPr>
+                <w:rFonts w:ascii="Arial" w:cs="Arial" w:eastAsia="Arial" w:hAnsi="Arial"/>
+                <w:b/>
+                <w:bCs/>
+                <w:sz w:val="21"/>
+                <w:szCs w:val="21"/>
+              </w:rPr>
+              <w:t xml:space="preserve">Why does a larger cache usually improve performance?</w:t>
+            </w:r>
+          </w:p>
+          <w:tbl>
+            <w:tblPr>
+              <w:tblW w:type="dxa" w:w="10026"/>
+              <w:tblBorders>
+                <w:top w:val="single" w:color="auto" w:sz="4"/>
+                <w:left w:val="single" w:color="auto" w:sz="4"/>
+                <w:bottom w:val="single" w:color="auto" w:sz="4"/>
+                <w:right w:val="single" w:color="auto" w:sz="4"/>
+                <w:insideH w:val="single" w:color="auto" w:sz="4"/>
+                <w:insideV w:val="single" w:color="auto" w:sz="4"/>
+              </w:tblBorders>
+            </w:tblPr>
+            <w:tblGrid>
+              <w:gridCol w:w="10026"/>
+            </w:tblGrid>
+            <w:tr>
+              <w:trPr>
+                <w:cantSplit/>
+                <w:trHeight w:val="460" w:hRule="exact"/>
+              </w:trPr>
+              <w:tc>
+                <w:tcPr>
+                  <w:tcW w:type="dxa" w:w="10026"/>
+                  <w:tcBorders>
+                    <w:top w:val="none" w:color="FFFFFF" w:sz="0"/>
+                    <w:left w:val="none" w:color="FFFFFF" w:sz="0"/>
+                    <w:bottom w:val="dotted" w:color="9AA8BC" w:sz="6"/>
+                    <w:right w:val="none" w:color="FFFFFF" w:sz="0"/>
+                  </w:tcBorders>
+                  <w:tcMar>
+                    <w:left w:type="dxa" w:w="0"/>
+                    <w:bottom w:type="dxa" w:w="20"/>
+                    <w:right w:type="dxa" w:w="0"/>
+                  </w:tcMar>
+                  <w:vAlign w:val="bottom"/>
+                </w:tcPr>
+                <w:p>
+                  <w:pPr>
+                    <w:spacing w:after="0" w:before="0"/>
+                  </w:pPr>
+                  <w:r>
+                    <w:rPr>
+                      <w:rFonts w:ascii="Arial" w:cs="Arial" w:eastAsia="Arial" w:hAnsi="Arial"/>
+                      <w:color w:val="5A6B85"/>
+                      <w:sz w:val="21"/>
+                      <w:szCs w:val="21"/>
+                    </w:rPr>
+                    <w:t xml:space="preserve"/>
+                  </w:r>
+                </w:p>
+              </w:tc>
+            </w:tr>
+            <w:tr>
+              <w:trPr>
+                <w:cantSplit/>
+                <w:trHeight w:val="460" w:hRule="exact"/>
+              </w:trPr>
+              <w:tc>
+                <w:tcPr>
+                  <w:tcW w:type="dxa" w:w="10026"/>
+                  <w:tcBorders>
+                    <w:top w:val="none" w:color="FFFFFF" w:sz="0"/>
+                    <w:left w:val="none" w:color="FFFFFF" w:sz="0"/>
+                    <w:bottom w:val="dotted" w:color="9AA8BC" w:sz="6"/>
+                    <w:right w:val="none" w:color="FFFFFF" w:sz="0"/>
+                  </w:tcBorders>
+                  <w:tcMar>
+                    <w:left w:type="dxa" w:w="0"/>
+                    <w:bottom w:type="dxa" w:w="20"/>
+                    <w:right w:type="dxa" w:w="0"/>
+                  </w:tcMar>
+                  <w:vAlign w:val="bottom"/>
+                </w:tcPr>
+                <w:p>
+                  <w:pPr>
+                    <w:spacing w:after="0" w:before="0"/>
+                  </w:pPr>
+                  <w:r>
+                    <w:rPr>
+                      <w:rFonts w:ascii="Arial" w:cs="Arial" w:eastAsia="Arial" w:hAnsi="Arial"/>
+                      <w:color w:val="5A6B85"/>
+                      <w:sz w:val="21"/>
+                      <w:szCs w:val="21"/>
+                    </w:rPr>
+                    <w:t xml:space="preserve"/>
+                  </w:r>
+                </w:p>
+              </w:tc>
+            </w:tr>
+          </w:tbl>
+          <w:p>
+            <w:pPr>
+              <w:keepNext/>
+              <w:spacing w:after="60" w:before="120"/>
+            </w:pPr>
+            <w:r>
+              <w:rPr>
+                <w:rFonts w:ascii="Arial" w:cs="Arial" w:eastAsia="Arial" w:hAnsi="Arial"/>
+                <w:b/>
+                <w:bCs/>
+                <w:sz w:val="21"/>
+                <w:szCs w:val="21"/>
+              </w:rPr>
+              <w:t xml:space="preserve">Which level of cache is the fastest?</w:t>
+            </w:r>
+          </w:p>
+          <w:tbl>
+            <w:tblPr>
+              <w:tblW w:type="dxa" w:w="10026"/>
+              <w:tblBorders>
+                <w:top w:val="single" w:color="auto" w:sz="4"/>
+                <w:left w:val="single" w:color="auto" w:sz="4"/>
+                <w:bottom w:val="single" w:color="auto" w:sz="4"/>
+                <w:right w:val="single" w:color="auto" w:sz="4"/>
+                <w:insideH w:val="single" w:color="auto" w:sz="4"/>
+                <w:insideV w:val="single" w:color="auto" w:sz="4"/>
+              </w:tblBorders>
+            </w:tblPr>
+            <w:tblGrid>
+              <w:gridCol w:w="10026"/>
+            </w:tblGrid>
+            <w:tr>
+              <w:trPr>
+                <w:cantSplit/>
+                <w:trHeight w:val="460" w:hRule="exact"/>
+              </w:trPr>
+              <w:tc>
+                <w:tcPr>
+                  <w:tcW w:type="dxa" w:w="10026"/>
+                  <w:tcBorders>
+                    <w:top w:val="none" w:color="FFFFFF" w:sz="0"/>
+                    <w:left w:val="none" w:color="FFFFFF" w:sz="0"/>
+                    <w:bottom w:val="dotted" w:color="9AA8BC" w:sz="6"/>
+                    <w:right w:val="none" w:color="FFFFFF" w:sz="0"/>
+                  </w:tcBorders>
+                  <w:tcMar>
+                    <w:left w:type="dxa" w:w="0"/>
+                    <w:bottom w:type="dxa" w:w="20"/>
+                    <w:right w:type="dxa" w:w="0"/>
+                  </w:tcMar>
+                  <w:vAlign w:val="bottom"/>
+                </w:tcPr>
+                <w:p>
+                  <w:pPr>
+                    <w:spacing w:after="0" w:before="0"/>
+                  </w:pPr>
+                  <w:r>
+                    <w:rPr>
+                      <w:rFonts w:ascii="Arial" w:cs="Arial" w:eastAsia="Arial" w:hAnsi="Arial"/>
+                      <w:color w:val="5A6B85"/>
+                      <w:sz w:val="21"/>
+                      <w:szCs w:val="21"/>
+                    </w:rPr>
+                    <w:t xml:space="preserve"/>
+                  </w:r>
+                </w:p>
+              </w:tc>
+            </w:tr>
+            <w:tr>
+              <w:trPr>
+                <w:cantSplit/>
+                <w:trHeight w:val="460" w:hRule="exact"/>
+              </w:trPr>
+              <w:tc>
+                <w:tcPr>
+                  <w:tcW w:type="dxa" w:w="10026"/>
+                  <w:tcBorders>
+                    <w:top w:val="none" w:color="FFFFFF" w:sz="0"/>
+                    <w:left w:val="none" w:color="FFFFFF" w:sz="0"/>
+                    <w:bottom w:val="dotted" w:color="9AA8BC" w:sz="6"/>
+                    <w:right w:val="none" w:color="FFFFFF" w:sz="0"/>
+                  </w:tcBorders>
+                  <w:tcMar>
+                    <w:left w:type="dxa" w:w="0"/>
+                    <w:bottom w:type="dxa" w:w="20"/>
+                    <w:right w:type="dxa" w:w="0"/>
+                  </w:tcMar>
+                  <w:vAlign w:val="bottom"/>
+                </w:tcPr>
+                <w:p>
+                  <w:pPr>
+                    <w:spacing w:after="0" w:before="0"/>
+                  </w:pPr>
+                  <w:r>
+                    <w:rPr>
+                      <w:rFonts w:ascii="Arial" w:cs="Arial" w:eastAsia="Arial" w:hAnsi="Arial"/>
+                      <w:color w:val="5A6B85"/>
+                      <w:sz w:val="21"/>
+                      <w:szCs w:val="21"/>
+                    </w:rPr>
+                    <w:t xml:space="preserve"/>
+                  </w:r>
+                </w:p>
+              </w:tc>
+            </w:tr>
+          </w:tbl>
           <w:p/>
         </w:tc>
       </w:tr>
@@ -2062,6 +2698,218 @@
                 <w:szCs w:val="21"/>
               </w:rPr>
               <w:t xml:space="preserve">Why doesn't a dual-core CPU always run a program twice as fast as a single-core one?</w:t>
+            </w:r>
+          </w:p>
+          <w:tbl>
+            <w:tblPr>
+              <w:tblW w:type="dxa" w:w="10026"/>
+              <w:tblBorders>
+                <w:top w:val="single" w:color="auto" w:sz="4"/>
+                <w:left w:val="single" w:color="auto" w:sz="4"/>
+                <w:bottom w:val="single" w:color="auto" w:sz="4"/>
+                <w:right w:val="single" w:color="auto" w:sz="4"/>
+                <w:insideH w:val="single" w:color="auto" w:sz="4"/>
+                <w:insideV w:val="single" w:color="auto" w:sz="4"/>
+              </w:tblBorders>
+            </w:tblPr>
+            <w:tblGrid>
+              <w:gridCol w:w="10026"/>
+            </w:tblGrid>
+            <w:tr>
+              <w:trPr>
+                <w:cantSplit/>
+                <w:trHeight w:val="460" w:hRule="exact"/>
+              </w:trPr>
+              <w:tc>
+                <w:tcPr>
+                  <w:tcW w:type="dxa" w:w="10026"/>
+                  <w:tcBorders>
+                    <w:top w:val="none" w:color="FFFFFF" w:sz="0"/>
+                    <w:left w:val="none" w:color="FFFFFF" w:sz="0"/>
+                    <w:bottom w:val="dotted" w:color="9AA8BC" w:sz="6"/>
+                    <w:right w:val="none" w:color="FFFFFF" w:sz="0"/>
+                  </w:tcBorders>
+                  <w:tcMar>
+                    <w:left w:type="dxa" w:w="0"/>
+                    <w:bottom w:type="dxa" w:w="20"/>
+                    <w:right w:type="dxa" w:w="0"/>
+                  </w:tcMar>
+                  <w:vAlign w:val="bottom"/>
+                </w:tcPr>
+                <w:p>
+                  <w:pPr>
+                    <w:spacing w:after="0" w:before="0"/>
+                  </w:pPr>
+                  <w:r>
+                    <w:rPr>
+                      <w:rFonts w:ascii="Arial" w:cs="Arial" w:eastAsia="Arial" w:hAnsi="Arial"/>
+                      <w:color w:val="5A6B85"/>
+                      <w:sz w:val="21"/>
+                      <w:szCs w:val="21"/>
+                    </w:rPr>
+                    <w:t xml:space="preserve"/>
+                  </w:r>
+                </w:p>
+              </w:tc>
+            </w:tr>
+            <w:tr>
+              <w:trPr>
+                <w:cantSplit/>
+                <w:trHeight w:val="460" w:hRule="exact"/>
+              </w:trPr>
+              <w:tc>
+                <w:tcPr>
+                  <w:tcW w:type="dxa" w:w="10026"/>
+                  <w:tcBorders>
+                    <w:top w:val="none" w:color="FFFFFF" w:sz="0"/>
+                    <w:left w:val="none" w:color="FFFFFF" w:sz="0"/>
+                    <w:bottom w:val="dotted" w:color="9AA8BC" w:sz="6"/>
+                    <w:right w:val="none" w:color="FFFFFF" w:sz="0"/>
+                  </w:tcBorders>
+                  <w:tcMar>
+                    <w:left w:type="dxa" w:w="0"/>
+                    <w:bottom w:type="dxa" w:w="20"/>
+                    <w:right w:type="dxa" w:w="0"/>
+                  </w:tcMar>
+                  <w:vAlign w:val="bottom"/>
+                </w:tcPr>
+                <w:p>
+                  <w:pPr>
+                    <w:spacing w:after="0" w:before="0"/>
+                  </w:pPr>
+                  <w:r>
+                    <w:rPr>
+                      <w:rFonts w:ascii="Arial" w:cs="Arial" w:eastAsia="Arial" w:hAnsi="Arial"/>
+                      <w:color w:val="5A6B85"/>
+                      <w:sz w:val="21"/>
+                      <w:szCs w:val="21"/>
+                    </w:rPr>
+                    <w:t xml:space="preserve"/>
+                  </w:r>
+                </w:p>
+              </w:tc>
+            </w:tr>
+          </w:tbl>
+          <w:p>
+            <w:pPr>
+              <w:keepNext/>
+              <w:spacing w:after="60" w:before="120"/>
+            </w:pPr>
+            <w:r>
+              <w:rPr>
+                <w:rFonts w:ascii="Arial" w:cs="Arial" w:eastAsia="Arial" w:hAnsi="Arial"/>
+                <w:b/>
+                <w:bCs/>
+                <w:sz w:val="21"/>
+                <w:szCs w:val="21"/>
+              </w:rPr>
+              <w:t xml:space="preserve">What is a core?</w:t>
+            </w:r>
+          </w:p>
+          <w:tbl>
+            <w:tblPr>
+              <w:tblW w:type="dxa" w:w="10026"/>
+              <w:tblBorders>
+                <w:top w:val="single" w:color="auto" w:sz="4"/>
+                <w:left w:val="single" w:color="auto" w:sz="4"/>
+                <w:bottom w:val="single" w:color="auto" w:sz="4"/>
+                <w:right w:val="single" w:color="auto" w:sz="4"/>
+                <w:insideH w:val="single" w:color="auto" w:sz="4"/>
+                <w:insideV w:val="single" w:color="auto" w:sz="4"/>
+              </w:tblBorders>
+            </w:tblPr>
+            <w:tblGrid>
+              <w:gridCol w:w="10026"/>
+            </w:tblGrid>
+            <w:tr>
+              <w:trPr>
+                <w:cantSplit/>
+                <w:trHeight w:val="460" w:hRule="exact"/>
+              </w:trPr>
+              <w:tc>
+                <w:tcPr>
+                  <w:tcW w:type="dxa" w:w="10026"/>
+                  <w:tcBorders>
+                    <w:top w:val="none" w:color="FFFFFF" w:sz="0"/>
+                    <w:left w:val="none" w:color="FFFFFF" w:sz="0"/>
+                    <w:bottom w:val="dotted" w:color="9AA8BC" w:sz="6"/>
+                    <w:right w:val="none" w:color="FFFFFF" w:sz="0"/>
+                  </w:tcBorders>
+                  <w:tcMar>
+                    <w:left w:type="dxa" w:w="0"/>
+                    <w:bottom w:type="dxa" w:w="20"/>
+                    <w:right w:type="dxa" w:w="0"/>
+                  </w:tcMar>
+                  <w:vAlign w:val="bottom"/>
+                </w:tcPr>
+                <w:p>
+                  <w:pPr>
+                    <w:spacing w:after="0" w:before="0"/>
+                  </w:pPr>
+                  <w:r>
+                    <w:rPr>
+                      <w:rFonts w:ascii="Arial" w:cs="Arial" w:eastAsia="Arial" w:hAnsi="Arial"/>
+                      <w:color w:val="5A6B85"/>
+                      <w:sz w:val="21"/>
+                      <w:szCs w:val="21"/>
+                    </w:rPr>
+                    <w:t xml:space="preserve"/>
+                  </w:r>
+                </w:p>
+              </w:tc>
+            </w:tr>
+            <w:tr>
+              <w:trPr>
+                <w:cantSplit/>
+                <w:trHeight w:val="460" w:hRule="exact"/>
+              </w:trPr>
+              <w:tc>
+                <w:tcPr>
+                  <w:tcW w:type="dxa" w:w="10026"/>
+                  <w:tcBorders>
+                    <w:top w:val="none" w:color="FFFFFF" w:sz="0"/>
+                    <w:left w:val="none" w:color="FFFFFF" w:sz="0"/>
+                    <w:bottom w:val="dotted" w:color="9AA8BC" w:sz="6"/>
+                    <w:right w:val="none" w:color="FFFFFF" w:sz="0"/>
+                  </w:tcBorders>
+                  <w:tcMar>
+                    <w:left w:type="dxa" w:w="0"/>
+                    <w:bottom w:type="dxa" w:w="20"/>
+                    <w:right w:type="dxa" w:w="0"/>
+                  </w:tcMar>
+                  <w:vAlign w:val="bottom"/>
+                </w:tcPr>
+                <w:p>
+                  <w:pPr>
+                    <w:spacing w:after="0" w:before="0"/>
+                  </w:pPr>
+                  <w:r>
+                    <w:rPr>
+                      <w:rFonts w:ascii="Arial" w:cs="Arial" w:eastAsia="Arial" w:hAnsi="Arial"/>
+                      <w:color w:val="5A6B85"/>
+                      <w:sz w:val="21"/>
+                      <w:szCs w:val="21"/>
+                    </w:rPr>
+                    <w:t xml:space="preserve"/>
+                  </w:r>
+                </w:p>
+              </w:tc>
+            </w:tr>
+          </w:tbl>
+          <w:p>
+            <w:pPr>
+              <w:keepNext/>
+              <w:spacing w:after="60" w:before="120"/>
+            </w:pPr>
+            <w:r>
+              <w:rPr>
+                <w:rFonts w:ascii="Arial" w:cs="Arial" w:eastAsia="Arial" w:hAnsi="Arial"/>
+                <w:b/>
+                <w:bCs/>
+                <w:sz w:val="21"/>
+                <w:szCs w:val="21"/>
+              </w:rPr>
+              <w:t xml:space="preserve">Why might a quad-core CPU not be four times faster?</w:t>
             </w:r>
           </w:p>
           <w:tbl>
@@ -2437,6 +3285,218 @@
               </w:tc>
             </w:tr>
           </w:tbl>
+          <w:p>
+            <w:pPr>
+              <w:keepNext/>
+              <w:spacing w:after="60" w:before="120"/>
+            </w:pPr>
+            <w:r>
+              <w:rPr>
+                <w:rFonts w:ascii="Arial" w:cs="Arial" w:eastAsia="Arial" w:hAnsi="Arial"/>
+                <w:b/>
+                <w:bCs/>
+                <w:sz w:val="21"/>
+                <w:szCs w:val="21"/>
+              </w:rPr>
+              <w:t xml:space="preserve">What is meant by a single core 2.5 GHz processor?</w:t>
+            </w:r>
+          </w:p>
+          <w:tbl>
+            <w:tblPr>
+              <w:tblW w:type="dxa" w:w="10026"/>
+              <w:tblBorders>
+                <w:top w:val="single" w:color="auto" w:sz="4"/>
+                <w:left w:val="single" w:color="auto" w:sz="4"/>
+                <w:bottom w:val="single" w:color="auto" w:sz="4"/>
+                <w:right w:val="single" w:color="auto" w:sz="4"/>
+                <w:insideH w:val="single" w:color="auto" w:sz="4"/>
+                <w:insideV w:val="single" w:color="auto" w:sz="4"/>
+              </w:tblBorders>
+            </w:tblPr>
+            <w:tblGrid>
+              <w:gridCol w:w="10026"/>
+            </w:tblGrid>
+            <w:tr>
+              <w:trPr>
+                <w:cantSplit/>
+                <w:trHeight w:val="460" w:hRule="exact"/>
+              </w:trPr>
+              <w:tc>
+                <w:tcPr>
+                  <w:tcW w:type="dxa" w:w="10026"/>
+                  <w:tcBorders>
+                    <w:top w:val="none" w:color="FFFFFF" w:sz="0"/>
+                    <w:left w:val="none" w:color="FFFFFF" w:sz="0"/>
+                    <w:bottom w:val="dotted" w:color="9AA8BC" w:sz="6"/>
+                    <w:right w:val="none" w:color="FFFFFF" w:sz="0"/>
+                  </w:tcBorders>
+                  <w:tcMar>
+                    <w:left w:type="dxa" w:w="0"/>
+                    <w:bottom w:type="dxa" w:w="20"/>
+                    <w:right w:type="dxa" w:w="0"/>
+                  </w:tcMar>
+                  <w:vAlign w:val="bottom"/>
+                </w:tcPr>
+                <w:p>
+                  <w:pPr>
+                    <w:spacing w:after="0" w:before="0"/>
+                  </w:pPr>
+                  <w:r>
+                    <w:rPr>
+                      <w:rFonts w:ascii="Arial" w:cs="Arial" w:eastAsia="Arial" w:hAnsi="Arial"/>
+                      <w:color w:val="5A6B85"/>
+                      <w:sz w:val="21"/>
+                      <w:szCs w:val="21"/>
+                    </w:rPr>
+                    <w:t xml:space="preserve"/>
+                  </w:r>
+                </w:p>
+              </w:tc>
+            </w:tr>
+            <w:tr>
+              <w:trPr>
+                <w:cantSplit/>
+                <w:trHeight w:val="460" w:hRule="exact"/>
+              </w:trPr>
+              <w:tc>
+                <w:tcPr>
+                  <w:tcW w:type="dxa" w:w="10026"/>
+                  <w:tcBorders>
+                    <w:top w:val="none" w:color="FFFFFF" w:sz="0"/>
+                    <w:left w:val="none" w:color="FFFFFF" w:sz="0"/>
+                    <w:bottom w:val="dotted" w:color="9AA8BC" w:sz="6"/>
+                    <w:right w:val="none" w:color="FFFFFF" w:sz="0"/>
+                  </w:tcBorders>
+                  <w:tcMar>
+                    <w:left w:type="dxa" w:w="0"/>
+                    <w:bottom w:type="dxa" w:w="20"/>
+                    <w:right w:type="dxa" w:w="0"/>
+                  </w:tcMar>
+                  <w:vAlign w:val="bottom"/>
+                </w:tcPr>
+                <w:p>
+                  <w:pPr>
+                    <w:spacing w:after="0" w:before="0"/>
+                  </w:pPr>
+                  <w:r>
+                    <w:rPr>
+                      <w:rFonts w:ascii="Arial" w:cs="Arial" w:eastAsia="Arial" w:hAnsi="Arial"/>
+                      <w:color w:val="5A6B85"/>
+                      <w:sz w:val="21"/>
+                      <w:szCs w:val="21"/>
+                    </w:rPr>
+                    <w:t xml:space="preserve"/>
+                  </w:r>
+                </w:p>
+              </w:tc>
+            </w:tr>
+          </w:tbl>
+          <w:p>
+            <w:pPr>
+              <w:keepNext/>
+              <w:spacing w:after="60" w:before="120"/>
+            </w:pPr>
+            <w:r>
+              <w:rPr>
+                <w:rFonts w:ascii="Arial" w:cs="Arial" w:eastAsia="Arial" w:hAnsi="Arial"/>
+                <w:b/>
+                <w:bCs/>
+                <w:sz w:val="21"/>
+                <w:szCs w:val="21"/>
+              </w:rPr>
+              <w:t xml:space="preserve">Which change would most help a CPU run several programs at the same time?</w:t>
+            </w:r>
+          </w:p>
+          <w:tbl>
+            <w:tblPr>
+              <w:tblW w:type="dxa" w:w="10026"/>
+              <w:tblBorders>
+                <w:top w:val="single" w:color="auto" w:sz="4"/>
+                <w:left w:val="single" w:color="auto" w:sz="4"/>
+                <w:bottom w:val="single" w:color="auto" w:sz="4"/>
+                <w:right w:val="single" w:color="auto" w:sz="4"/>
+                <w:insideH w:val="single" w:color="auto" w:sz="4"/>
+                <w:insideV w:val="single" w:color="auto" w:sz="4"/>
+              </w:tblBorders>
+            </w:tblPr>
+            <w:tblGrid>
+              <w:gridCol w:w="10026"/>
+            </w:tblGrid>
+            <w:tr>
+              <w:trPr>
+                <w:cantSplit/>
+                <w:trHeight w:val="460" w:hRule="exact"/>
+              </w:trPr>
+              <w:tc>
+                <w:tcPr>
+                  <w:tcW w:type="dxa" w:w="10026"/>
+                  <w:tcBorders>
+                    <w:top w:val="none" w:color="FFFFFF" w:sz="0"/>
+                    <w:left w:val="none" w:color="FFFFFF" w:sz="0"/>
+                    <w:bottom w:val="dotted" w:color="9AA8BC" w:sz="6"/>
+                    <w:right w:val="none" w:color="FFFFFF" w:sz="0"/>
+                  </w:tcBorders>
+                  <w:tcMar>
+                    <w:left w:type="dxa" w:w="0"/>
+                    <w:bottom w:type="dxa" w:w="20"/>
+                    <w:right w:type="dxa" w:w="0"/>
+                  </w:tcMar>
+                  <w:vAlign w:val="bottom"/>
+                </w:tcPr>
+                <w:p>
+                  <w:pPr>
+                    <w:spacing w:after="0" w:before="0"/>
+                  </w:pPr>
+                  <w:r>
+                    <w:rPr>
+                      <w:rFonts w:ascii="Arial" w:cs="Arial" w:eastAsia="Arial" w:hAnsi="Arial"/>
+                      <w:color w:val="5A6B85"/>
+                      <w:sz w:val="21"/>
+                      <w:szCs w:val="21"/>
+                    </w:rPr>
+                    <w:t xml:space="preserve"/>
+                  </w:r>
+                </w:p>
+              </w:tc>
+            </w:tr>
+            <w:tr>
+              <w:trPr>
+                <w:cantSplit/>
+                <w:trHeight w:val="460" w:hRule="exact"/>
+              </w:trPr>
+              <w:tc>
+                <w:tcPr>
+                  <w:tcW w:type="dxa" w:w="10026"/>
+                  <w:tcBorders>
+                    <w:top w:val="none" w:color="FFFFFF" w:sz="0"/>
+                    <w:left w:val="none" w:color="FFFFFF" w:sz="0"/>
+                    <w:bottom w:val="dotted" w:color="9AA8BC" w:sz="6"/>
+                    <w:right w:val="none" w:color="FFFFFF" w:sz="0"/>
+                  </w:tcBorders>
+                  <w:tcMar>
+                    <w:left w:type="dxa" w:w="0"/>
+                    <w:bottom w:type="dxa" w:w="20"/>
+                    <w:right w:type="dxa" w:w="0"/>
+                  </w:tcMar>
+                  <w:vAlign w:val="bottom"/>
+                </w:tcPr>
+                <w:p>
+                  <w:pPr>
+                    <w:spacing w:after="0" w:before="0"/>
+                  </w:pPr>
+                  <w:r>
+                    <w:rPr>
+                      <w:rFonts w:ascii="Arial" w:cs="Arial" w:eastAsia="Arial" w:hAnsi="Arial"/>
+                      <w:color w:val="5A6B85"/>
+                      <w:sz w:val="21"/>
+                      <w:szCs w:val="21"/>
+                    </w:rPr>
+                    <w:t xml:space="preserve"/>
+                  </w:r>
+                </w:p>
+              </w:tc>
+            </w:tr>
+          </w:tbl>
           <w:p/>
         </w:tc>
       </w:tr>
@@ -2627,7 +3687,219 @@
                 <w:sz w:val="21"/>
                 <w:szCs w:val="21"/>
               </w:rPr>
-              <w:t xml:space="preserve">Solve the starter anagrams: cockle sped, a chics zee, en cumbers roof.</w:t>
+              <w:t xml:space="preserve">Put these in order, slowest first: 900 MHz, 1.2 GHz, 400 kHz.</w:t>
+            </w:r>
+          </w:p>
+          <w:tbl>
+            <w:tblPr>
+              <w:tblW w:type="dxa" w:w="10026"/>
+              <w:tblBorders>
+                <w:top w:val="single" w:color="auto" w:sz="4"/>
+                <w:left w:val="single" w:color="auto" w:sz="4"/>
+                <w:bottom w:val="single" w:color="auto" w:sz="4"/>
+                <w:right w:val="single" w:color="auto" w:sz="4"/>
+                <w:insideH w:val="single" w:color="auto" w:sz="4"/>
+                <w:insideV w:val="single" w:color="auto" w:sz="4"/>
+              </w:tblBorders>
+            </w:tblPr>
+            <w:tblGrid>
+              <w:gridCol w:w="10026"/>
+            </w:tblGrid>
+            <w:tr>
+              <w:trPr>
+                <w:cantSplit/>
+                <w:trHeight w:val="460" w:hRule="exact"/>
+              </w:trPr>
+              <w:tc>
+                <w:tcPr>
+                  <w:tcW w:type="dxa" w:w="10026"/>
+                  <w:tcBorders>
+                    <w:top w:val="none" w:color="FFFFFF" w:sz="0"/>
+                    <w:left w:val="none" w:color="FFFFFF" w:sz="0"/>
+                    <w:bottom w:val="dotted" w:color="9AA8BC" w:sz="6"/>
+                    <w:right w:val="none" w:color="FFFFFF" w:sz="0"/>
+                  </w:tcBorders>
+                  <w:tcMar>
+                    <w:left w:type="dxa" w:w="0"/>
+                    <w:bottom w:type="dxa" w:w="20"/>
+                    <w:right w:type="dxa" w:w="0"/>
+                  </w:tcMar>
+                  <w:vAlign w:val="bottom"/>
+                </w:tcPr>
+                <w:p>
+                  <w:pPr>
+                    <w:spacing w:after="0" w:before="0"/>
+                  </w:pPr>
+                  <w:r>
+                    <w:rPr>
+                      <w:rFonts w:ascii="Arial" w:cs="Arial" w:eastAsia="Arial" w:hAnsi="Arial"/>
+                      <w:color w:val="5A6B85"/>
+                      <w:sz w:val="21"/>
+                      <w:szCs w:val="21"/>
+                    </w:rPr>
+                    <w:t xml:space="preserve"/>
+                  </w:r>
+                </w:p>
+              </w:tc>
+            </w:tr>
+            <w:tr>
+              <w:trPr>
+                <w:cantSplit/>
+                <w:trHeight w:val="460" w:hRule="exact"/>
+              </w:trPr>
+              <w:tc>
+                <w:tcPr>
+                  <w:tcW w:type="dxa" w:w="10026"/>
+                  <w:tcBorders>
+                    <w:top w:val="none" w:color="FFFFFF" w:sz="0"/>
+                    <w:left w:val="none" w:color="FFFFFF" w:sz="0"/>
+                    <w:bottom w:val="dotted" w:color="9AA8BC" w:sz="6"/>
+                    <w:right w:val="none" w:color="FFFFFF" w:sz="0"/>
+                  </w:tcBorders>
+                  <w:tcMar>
+                    <w:left w:type="dxa" w:w="0"/>
+                    <w:bottom w:type="dxa" w:w="20"/>
+                    <w:right w:type="dxa" w:w="0"/>
+                  </w:tcMar>
+                  <w:vAlign w:val="bottom"/>
+                </w:tcPr>
+                <w:p>
+                  <w:pPr>
+                    <w:spacing w:after="0" w:before="0"/>
+                  </w:pPr>
+                  <w:r>
+                    <w:rPr>
+                      <w:rFonts w:ascii="Arial" w:cs="Arial" w:eastAsia="Arial" w:hAnsi="Arial"/>
+                      <w:color w:val="5A6B85"/>
+                      <w:sz w:val="21"/>
+                      <w:szCs w:val="21"/>
+                    </w:rPr>
+                    <w:t xml:space="preserve"/>
+                  </w:r>
+                </w:p>
+              </w:tc>
+            </w:tr>
+          </w:tbl>
+          <w:p>
+            <w:pPr>
+              <w:keepNext/>
+              <w:spacing w:after="60" w:before="120"/>
+            </w:pPr>
+            <w:r>
+              <w:rPr>
+                <w:rFonts w:ascii="Arial" w:cs="Arial" w:eastAsia="Arial" w:hAnsi="Arial"/>
+                <w:b/>
+                <w:bCs/>
+                <w:sz w:val="21"/>
+                <w:szCs w:val="21"/>
+              </w:rPr>
+              <w:t xml:space="preserve">Which is the fastest clock speed?</w:t>
+            </w:r>
+          </w:p>
+          <w:tbl>
+            <w:tblPr>
+              <w:tblW w:type="dxa" w:w="10026"/>
+              <w:tblBorders>
+                <w:top w:val="single" w:color="auto" w:sz="4"/>
+                <w:left w:val="single" w:color="auto" w:sz="4"/>
+                <w:bottom w:val="single" w:color="auto" w:sz="4"/>
+                <w:right w:val="single" w:color="auto" w:sz="4"/>
+                <w:insideH w:val="single" w:color="auto" w:sz="4"/>
+                <w:insideV w:val="single" w:color="auto" w:sz="4"/>
+              </w:tblBorders>
+            </w:tblPr>
+            <w:tblGrid>
+              <w:gridCol w:w="10026"/>
+            </w:tblGrid>
+            <w:tr>
+              <w:trPr>
+                <w:cantSplit/>
+                <w:trHeight w:val="460" w:hRule="exact"/>
+              </w:trPr>
+              <w:tc>
+                <w:tcPr>
+                  <w:tcW w:type="dxa" w:w="10026"/>
+                  <w:tcBorders>
+                    <w:top w:val="none" w:color="FFFFFF" w:sz="0"/>
+                    <w:left w:val="none" w:color="FFFFFF" w:sz="0"/>
+                    <w:bottom w:val="dotted" w:color="9AA8BC" w:sz="6"/>
+                    <w:right w:val="none" w:color="FFFFFF" w:sz="0"/>
+                  </w:tcBorders>
+                  <w:tcMar>
+                    <w:left w:type="dxa" w:w="0"/>
+                    <w:bottom w:type="dxa" w:w="20"/>
+                    <w:right w:type="dxa" w:w="0"/>
+                  </w:tcMar>
+                  <w:vAlign w:val="bottom"/>
+                </w:tcPr>
+                <w:p>
+                  <w:pPr>
+                    <w:spacing w:after="0" w:before="0"/>
+                  </w:pPr>
+                  <w:r>
+                    <w:rPr>
+                      <w:rFonts w:ascii="Arial" w:cs="Arial" w:eastAsia="Arial" w:hAnsi="Arial"/>
+                      <w:color w:val="5A6B85"/>
+                      <w:sz w:val="21"/>
+                      <w:szCs w:val="21"/>
+                    </w:rPr>
+                    <w:t xml:space="preserve"/>
+                  </w:r>
+                </w:p>
+              </w:tc>
+            </w:tr>
+            <w:tr>
+              <w:trPr>
+                <w:cantSplit/>
+                <w:trHeight w:val="460" w:hRule="exact"/>
+              </w:trPr>
+              <w:tc>
+                <w:tcPr>
+                  <w:tcW w:type="dxa" w:w="10026"/>
+                  <w:tcBorders>
+                    <w:top w:val="none" w:color="FFFFFF" w:sz="0"/>
+                    <w:left w:val="none" w:color="FFFFFF" w:sz="0"/>
+                    <w:bottom w:val="dotted" w:color="9AA8BC" w:sz="6"/>
+                    <w:right w:val="none" w:color="FFFFFF" w:sz="0"/>
+                  </w:tcBorders>
+                  <w:tcMar>
+                    <w:left w:type="dxa" w:w="0"/>
+                    <w:bottom w:type="dxa" w:w="20"/>
+                    <w:right w:type="dxa" w:w="0"/>
+                  </w:tcMar>
+                  <w:vAlign w:val="bottom"/>
+                </w:tcPr>
+                <w:p>
+                  <w:pPr>
+                    <w:spacing w:after="0" w:before="0"/>
+                  </w:pPr>
+                  <w:r>
+                    <w:rPr>
+                      <w:rFonts w:ascii="Arial" w:cs="Arial" w:eastAsia="Arial" w:hAnsi="Arial"/>
+                      <w:color w:val="5A6B85"/>
+                      <w:sz w:val="21"/>
+                      <w:szCs w:val="21"/>
+                    </w:rPr>
+                    <w:t xml:space="preserve"/>
+                  </w:r>
+                </w:p>
+              </w:tc>
+            </w:tr>
+          </w:tbl>
+          <w:p>
+            <w:pPr>
+              <w:keepNext/>
+              <w:spacing w:after="60" w:before="120"/>
+            </w:pPr>
+            <w:r>
+              <w:rPr>
+                <w:rFonts w:ascii="Arial" w:cs="Arial" w:eastAsia="Arial" w:hAnsi="Arial"/>
+                <w:b/>
+                <w:bCs/>
+                <w:sz w:val="21"/>
+                <w:szCs w:val="21"/>
+              </w:rPr>
+              <w:t xml:space="preserve">Which three characteristics of a CPU affect its performance?</w:t>
             </w:r>
           </w:p>
           <w:tbl>
@@ -3679,7 +4951,7 @@
                 <w:sz w:val="21"/>
                 <w:szCs w:val="21"/>
               </w:rPr>
-              <w:t xml:space="preserve">a)  State three factors that affect the speed of a CPU.  </w:t>
+              <w:t xml:space="preserve">a)  State three characteristics of a CPU that affect its performance.  </w:t>
             </w:r>
             <w:r>
               <w:rPr>
@@ -3831,7 +5103,7 @@
                 <w:sz w:val="21"/>
                 <w:szCs w:val="21"/>
               </w:rPr>
-              <w:t xml:space="preserve">b)  State what is meant by a single core 2.5 GHz processor.  </w:t>
+              <w:t xml:space="preserve">b)  A laptop is advertised with a quad-core 3.2 GHz processor. Explain what this tells you about the CPU.  </w:t>
             </w:r>
             <w:r>
               <w:rPr>
@@ -3840,7 +5112,7 @@
                 <w:sz w:val="21"/>
                 <w:szCs w:val="21"/>
               </w:rPr>
-              <w:t xml:space="preserve">[2]</w:t>
+              <w:t xml:space="preserve">[3]</w:t>
             </w:r>
           </w:p>
           <w:tbl>
@@ -3969,6 +5241,43 @@
                 </w:p>
               </w:tc>
             </w:tr>
+            <w:tr>
+              <w:trPr>
+                <w:cantSplit/>
+                <w:trHeight w:val="460" w:hRule="exact"/>
+              </w:trPr>
+              <w:tc>
+                <w:tcPr>
+                  <w:tcW w:type="dxa" w:w="10026"/>
+                  <w:tcBorders>
+                    <w:top w:val="none" w:color="FFFFFF" w:sz="0"/>
+                    <w:left w:val="none" w:color="FFFFFF" w:sz="0"/>
+                    <w:bottom w:val="dotted" w:color="9AA8BC" w:sz="6"/>
+                    <w:right w:val="none" w:color="FFFFFF" w:sz="0"/>
+                  </w:tcBorders>
+                  <w:tcMar>
+                    <w:left w:type="dxa" w:w="0"/>
+                    <w:bottom w:type="dxa" w:w="20"/>
+                    <w:right w:type="dxa" w:w="0"/>
+                  </w:tcMar>
+                  <w:vAlign w:val="bottom"/>
+                </w:tcPr>
+                <w:p>
+                  <w:pPr>
+                    <w:spacing w:after="0" w:before="0"/>
+                  </w:pPr>
+                  <w:r>
+                    <w:rPr>
+                      <w:rFonts w:ascii="Arial" w:cs="Arial" w:eastAsia="Arial" w:hAnsi="Arial"/>
+                      <w:color w:val="5A6B85"/>
+                      <w:sz w:val="21"/>
+                      <w:szCs w:val="21"/>
+                    </w:rPr>
+                    <w:t xml:space="preserve"/>
+                  </w:r>
+                </w:p>
+              </w:tc>
+            </w:tr>
           </w:tbl>
           <w:p>
             <w:pPr>
@@ -3983,7 +5292,7 @@
                 <w:sz w:val="21"/>
                 <w:szCs w:val="21"/>
               </w:rPr>
-              <w:t xml:space="preserve">c)  Explain three factors that affect the performance of the CPU.  </w:t>
+              <w:t xml:space="preserve">c)  A user edits video and finds their computer slow. Explain how each of the three characteristics could improve its performance.  </w:t>
             </w:r>
             <w:r>
               <w:rPr>
